--- a/бс_pract2.docx
+++ b/бс_pract2.docx
@@ -5,18 +5,26 @@
     <w:p>
       <w:r>
         <w:drawing>
-          <wp:anchor distT="0" distB="0" distL="114300" distR="114300" simplePos="0" relativeHeight="251659264" behindDoc="0" locked="0" layoutInCell="1" allowOverlap="1">
+          <wp:anchor distT="0" distB="0" distL="114300" distR="114300" simplePos="0" relativeHeight="251659264" behindDoc="1" locked="0" layoutInCell="1" allowOverlap="1">
             <wp:simplePos x="0" y="0"/>
             <wp:positionH relativeFrom="column">
-              <wp:posOffset>793750</wp:posOffset>
+              <wp:posOffset>-220980</wp:posOffset>
             </wp:positionH>
             <wp:positionV relativeFrom="paragraph">
-              <wp:posOffset>8355330</wp:posOffset>
+              <wp:posOffset>-868680</wp:posOffset>
             </wp:positionV>
-            <wp:extent cx="1756410" cy="1212215"/>
-            <wp:effectExtent l="0" t="0" r="11430" b="6985"/>
-            <wp:wrapSquare wrapText="bothSides"/>
-            <wp:docPr id="3" name="Изображение 3"/>
+            <wp:extent cx="5274310" cy="3547745"/>
+            <wp:effectExtent l="0" t="0" r="13970" b="3175"/>
+            <wp:wrapTight wrapText="bothSides">
+              <wp:wrapPolygon>
+                <wp:start x="0" y="0"/>
+                <wp:lineTo x="0" y="21527"/>
+                <wp:lineTo x="21532" y="21527"/>
+                <wp:lineTo x="21532" y="0"/>
+                <wp:lineTo x="0" y="0"/>
+              </wp:wrapPolygon>
+            </wp:wrapTight>
+            <wp:docPr id="1" name="Изображение 1"/>
             <wp:cNvGraphicFramePr>
               <a:graphicFrameLocks xmlns:a="http://schemas.openxmlformats.org/drawingml/2006/main" noChangeAspect="1"/>
             </wp:cNvGraphicFramePr>
@@ -24,7 +32,7 @@
               <a:graphicData uri="http://schemas.openxmlformats.org/drawingml/2006/picture">
                 <pic:pic xmlns:pic="http://schemas.openxmlformats.org/drawingml/2006/picture">
                   <pic:nvPicPr>
-                    <pic:cNvPr id="3" name="Изображение 3"/>
+                    <pic:cNvPr id="1" name="Изображение 1"/>
                     <pic:cNvPicPr>
                       <a:picLocks noChangeAspect="1"/>
                     </pic:cNvPicPr>
@@ -38,7 +46,7 @@
                   <pic:spPr>
                     <a:xfrm>
                       <a:off x="0" y="0"/>
-                      <a:ext cx="1756410" cy="1212215"/>
+                      <a:ext cx="5274310" cy="3547745"/>
                     </a:xfrm>
                     <a:prstGeom prst="rect">
                       <a:avLst/>
@@ -54,19 +62,45 @@
           </wp:anchor>
         </w:drawing>
       </w:r>
+    </w:p>
+    <w:p/>
+    <w:p/>
+    <w:p/>
+    <w:p/>
+    <w:p/>
+    <w:p/>
+    <w:p/>
+    <w:p/>
+    <w:p/>
+    <w:p/>
+    <w:p/>
+    <w:p/>
+    <w:p/>
+    <w:p/>
+    <w:p/>
+    <w:p/>
+    <w:p>
       <w:r>
         <w:drawing>
-          <wp:anchor distT="0" distB="0" distL="114300" distR="114300" simplePos="0" relativeHeight="251660288" behindDoc="0" locked="0" layoutInCell="1" allowOverlap="1">
+          <wp:anchor distT="0" distB="0" distL="114300" distR="114300" simplePos="0" relativeHeight="251660288" behindDoc="1" locked="0" layoutInCell="1" allowOverlap="1">
             <wp:simplePos x="0" y="0"/>
             <wp:positionH relativeFrom="column">
-              <wp:posOffset>139700</wp:posOffset>
+              <wp:posOffset>-5364480</wp:posOffset>
             </wp:positionH>
             <wp:positionV relativeFrom="paragraph">
-              <wp:posOffset>4427220</wp:posOffset>
+              <wp:posOffset>64770</wp:posOffset>
             </wp:positionV>
-            <wp:extent cx="3437255" cy="3941445"/>
-            <wp:effectExtent l="0" t="0" r="6985" b="5715"/>
-            <wp:wrapSquare wrapText="bothSides"/>
+            <wp:extent cx="4689475" cy="3669030"/>
+            <wp:effectExtent l="0" t="0" r="50165" b="3810"/>
+            <wp:wrapTight wrapText="bothSides">
+              <wp:wrapPolygon>
+                <wp:start x="0" y="0"/>
+                <wp:lineTo x="0" y="21533"/>
+                <wp:lineTo x="21550" y="21533"/>
+                <wp:lineTo x="21550" y="0"/>
+                <wp:lineTo x="0" y="0"/>
+              </wp:wrapPolygon>
+            </wp:wrapTight>
             <wp:docPr id="2" name="Изображение 2"/>
             <wp:cNvGraphicFramePr>
               <a:graphicFrameLocks xmlns:a="http://schemas.openxmlformats.org/drawingml/2006/main" noChangeAspect="1"/>
@@ -89,7 +123,495 @@
                   <pic:spPr>
                     <a:xfrm>
                       <a:off x="0" y="0"/>
-                      <a:ext cx="3437255" cy="3941445"/>
+                      <a:ext cx="4689475" cy="3669030"/>
+                    </a:xfrm>
+                    <a:prstGeom prst="rect">
+                      <a:avLst/>
+                    </a:prstGeom>
+                    <a:noFill/>
+                    <a:ln>
+                      <a:noFill/>
+                    </a:ln>
+                  </pic:spPr>
+                </pic:pic>
+              </a:graphicData>
+            </a:graphic>
+          </wp:anchor>
+        </w:drawing>
+      </w:r>
+    </w:p>
+    <w:p/>
+    <w:p/>
+    <w:p/>
+    <w:p/>
+    <w:p>
+      <w:pPr>
+        <w:rPr>
+          <w:rFonts w:hint="default"/>
+          <w:lang w:val="ru-RU"/>
+        </w:rPr>
+      </w:pPr>
+    </w:p>
+    <w:p/>
+    <w:p/>
+    <w:p/>
+    <w:p/>
+    <w:p/>
+    <w:p/>
+    <w:p/>
+    <w:p/>
+    <w:p/>
+    <w:p/>
+    <w:p/>
+    <w:p/>
+    <w:p/>
+    <w:p>
+      <w:pPr>
+        <w:rPr>
+          <w:rFonts w:hint="default"/>
+          <w:lang w:val="en-US"/>
+        </w:rPr>
+      </w:pPr>
+    </w:p>
+    <w:p/>
+    <w:p/>
+    <w:p/>
+    <w:p/>
+    <w:p>
+      <w:r>
+        <w:drawing>
+          <wp:anchor distT="0" distB="0" distL="114300" distR="114300" simplePos="0" relativeHeight="251661312" behindDoc="1" locked="0" layoutInCell="1" allowOverlap="1">
+            <wp:simplePos x="0" y="0"/>
+            <wp:positionH relativeFrom="column">
+              <wp:posOffset>-4579620</wp:posOffset>
+            </wp:positionH>
+            <wp:positionV relativeFrom="paragraph">
+              <wp:posOffset>57785</wp:posOffset>
+            </wp:positionV>
+            <wp:extent cx="4216400" cy="2406015"/>
+            <wp:effectExtent l="0" t="0" r="35560" b="1905"/>
+            <wp:wrapTight wrapText="bothSides">
+              <wp:wrapPolygon>
+                <wp:start x="0" y="0"/>
+                <wp:lineTo x="0" y="21480"/>
+                <wp:lineTo x="21548" y="21480"/>
+                <wp:lineTo x="21548" y="0"/>
+                <wp:lineTo x="0" y="0"/>
+              </wp:wrapPolygon>
+            </wp:wrapTight>
+            <wp:docPr id="4" name="Изображение 4"/>
+            <wp:cNvGraphicFramePr>
+              <a:graphicFrameLocks xmlns:a="http://schemas.openxmlformats.org/drawingml/2006/main" noChangeAspect="1"/>
+            </wp:cNvGraphicFramePr>
+            <a:graphic xmlns:a="http://schemas.openxmlformats.org/drawingml/2006/main">
+              <a:graphicData uri="http://schemas.openxmlformats.org/drawingml/2006/picture">
+                <pic:pic xmlns:pic="http://schemas.openxmlformats.org/drawingml/2006/picture">
+                  <pic:nvPicPr>
+                    <pic:cNvPr id="4" name="Изображение 4"/>
+                    <pic:cNvPicPr>
+                      <a:picLocks noChangeAspect="1"/>
+                    </pic:cNvPicPr>
+                  </pic:nvPicPr>
+                  <pic:blipFill>
+                    <a:blip r:embed="rId6"/>
+                    <a:stretch>
+                      <a:fillRect/>
+                    </a:stretch>
+                  </pic:blipFill>
+                  <pic:spPr>
+                    <a:xfrm>
+                      <a:off x="0" y="0"/>
+                      <a:ext cx="4216400" cy="2406015"/>
+                    </a:xfrm>
+                    <a:prstGeom prst="rect">
+                      <a:avLst/>
+                    </a:prstGeom>
+                    <a:noFill/>
+                    <a:ln>
+                      <a:noFill/>
+                    </a:ln>
+                  </pic:spPr>
+                </pic:pic>
+              </a:graphicData>
+            </a:graphic>
+          </wp:anchor>
+        </w:drawing>
+      </w:r>
+      <w:r>
+        <w:rPr>
+          <w:lang w:val="ru-RU"/>
+        </w:rPr>
+        <w:t>я</w:t>
+      </w:r>
+    </w:p>
+    <w:p/>
+    <w:p/>
+    <w:p/>
+    <w:p/>
+    <w:p/>
+    <w:p/>
+    <w:p/>
+    <w:p/>
+    <w:p/>
+    <w:p/>
+    <w:p>
+      <w:pPr>
+        <w:rPr>
+          <w:rFonts w:hint="default"/>
+          <w:lang w:val="ru-RU"/>
+        </w:rPr>
+      </w:pPr>
+    </w:p>
+    <w:p>
+      <w:pPr>
+        <w:rPr>
+          <w:rFonts w:hint="default"/>
+          <w:lang w:val="ru-RU"/>
+        </w:rPr>
+      </w:pPr>
+    </w:p>
+    <w:p>
+      <w:pPr>
+        <w:rPr>
+          <w:rFonts w:hint="default"/>
+          <w:lang w:val="ru-RU"/>
+        </w:rPr>
+      </w:pPr>
+    </w:p>
+    <w:p>
+      <w:pPr>
+        <w:rPr>
+          <w:rFonts w:hint="default"/>
+          <w:lang w:val="ru-RU"/>
+        </w:rPr>
+      </w:pPr>
+    </w:p>
+    <w:p>
+      <w:pPr>
+        <w:rPr>
+          <w:rFonts w:hint="default"/>
+          <w:lang w:val="ru-RU"/>
+        </w:rPr>
+      </w:pPr>
+    </w:p>
+    <w:p>
+      <w:pPr>
+        <w:rPr>
+          <w:rFonts w:hint="default"/>
+          <w:lang w:val="ru-RU"/>
+        </w:rPr>
+      </w:pPr>
+      <w:r>
+        <w:drawing>
+          <wp:anchor distT="0" distB="0" distL="114300" distR="114300" simplePos="0" relativeHeight="251662336" behindDoc="1" locked="0" layoutInCell="1" allowOverlap="1">
+            <wp:simplePos x="0" y="0"/>
+            <wp:positionH relativeFrom="column">
+              <wp:posOffset>236220</wp:posOffset>
+            </wp:positionH>
+            <wp:positionV relativeFrom="paragraph">
+              <wp:posOffset>-914400</wp:posOffset>
+            </wp:positionV>
+            <wp:extent cx="4449445" cy="5269865"/>
+            <wp:effectExtent l="0" t="0" r="0" b="0"/>
+            <wp:wrapTight wrapText="bothSides">
+              <wp:wrapPolygon>
+                <wp:start x="0" y="0"/>
+                <wp:lineTo x="0" y="21551"/>
+                <wp:lineTo x="21529" y="21551"/>
+                <wp:lineTo x="21529" y="0"/>
+                <wp:lineTo x="0" y="0"/>
+              </wp:wrapPolygon>
+            </wp:wrapTight>
+            <wp:docPr id="5" name="Изображение 5"/>
+            <wp:cNvGraphicFramePr>
+              <a:graphicFrameLocks xmlns:a="http://schemas.openxmlformats.org/drawingml/2006/main" noChangeAspect="1"/>
+            </wp:cNvGraphicFramePr>
+            <a:graphic xmlns:a="http://schemas.openxmlformats.org/drawingml/2006/main">
+              <a:graphicData uri="http://schemas.openxmlformats.org/drawingml/2006/picture">
+                <pic:pic xmlns:pic="http://schemas.openxmlformats.org/drawingml/2006/picture">
+                  <pic:nvPicPr>
+                    <pic:cNvPr id="5" name="Изображение 5"/>
+                    <pic:cNvPicPr>
+                      <a:picLocks noChangeAspect="1"/>
+                    </pic:cNvPicPr>
+                  </pic:nvPicPr>
+                  <pic:blipFill>
+                    <a:blip r:embed="rId7"/>
+                    <a:stretch>
+                      <a:fillRect/>
+                    </a:stretch>
+                  </pic:blipFill>
+                  <pic:spPr>
+                    <a:xfrm>
+                      <a:off x="0" y="0"/>
+                      <a:ext cx="4449445" cy="5269865"/>
+                    </a:xfrm>
+                    <a:prstGeom prst="rect">
+                      <a:avLst/>
+                    </a:prstGeom>
+                    <a:noFill/>
+                    <a:ln>
+                      <a:noFill/>
+                    </a:ln>
+                  </pic:spPr>
+                </pic:pic>
+              </a:graphicData>
+            </a:graphic>
+          </wp:anchor>
+        </w:drawing>
+      </w:r>
+    </w:p>
+    <w:p>
+      <w:pPr>
+        <w:rPr>
+          <w:rFonts w:hint="default"/>
+          <w:lang w:val="ru-RU"/>
+        </w:rPr>
+      </w:pPr>
+    </w:p>
+    <w:p>
+      <w:pPr>
+        <w:rPr>
+          <w:rFonts w:hint="default"/>
+          <w:lang w:val="ru-RU"/>
+        </w:rPr>
+      </w:pPr>
+    </w:p>
+    <w:p>
+      <w:pPr>
+        <w:rPr>
+          <w:rFonts w:hint="default"/>
+          <w:lang w:val="ru-RU"/>
+        </w:rPr>
+      </w:pPr>
+    </w:p>
+    <w:p>
+      <w:pPr>
+        <w:rPr>
+          <w:rFonts w:hint="default"/>
+          <w:lang w:val="ru-RU"/>
+        </w:rPr>
+      </w:pPr>
+    </w:p>
+    <w:p>
+      <w:pPr>
+        <w:rPr>
+          <w:rFonts w:hint="default"/>
+          <w:lang w:val="ru-RU"/>
+        </w:rPr>
+      </w:pPr>
+    </w:p>
+    <w:p>
+      <w:pPr>
+        <w:rPr>
+          <w:rFonts w:hint="default"/>
+          <w:lang w:val="ru-RU"/>
+        </w:rPr>
+      </w:pPr>
+    </w:p>
+    <w:p>
+      <w:pPr>
+        <w:rPr>
+          <w:rFonts w:hint="default"/>
+          <w:lang w:val="ru-RU"/>
+        </w:rPr>
+      </w:pPr>
+    </w:p>
+    <w:p>
+      <w:pPr>
+        <w:rPr>
+          <w:rFonts w:hint="default"/>
+          <w:lang w:val="ru-RU"/>
+        </w:rPr>
+      </w:pPr>
+    </w:p>
+    <w:p>
+      <w:pPr>
+        <w:rPr>
+          <w:rFonts w:hint="default"/>
+          <w:lang w:val="ru-RU"/>
+        </w:rPr>
+      </w:pPr>
+    </w:p>
+    <w:p>
+      <w:pPr>
+        <w:rPr>
+          <w:rFonts w:hint="default"/>
+          <w:lang w:val="ru-RU"/>
+        </w:rPr>
+      </w:pPr>
+    </w:p>
+    <w:p/>
+    <w:p/>
+    <w:p/>
+    <w:p/>
+    <w:p/>
+    <w:p/>
+    <w:p/>
+    <w:p/>
+    <w:p/>
+    <w:p/>
+    <w:p/>
+    <w:p/>
+    <w:p/>
+    <w:p/>
+    <w:p/>
+    <w:p/>
+    <w:p/>
+    <w:p>
+      <w:r>
+        <w:drawing>
+          <wp:anchor distT="0" distB="0" distL="114300" distR="114300" simplePos="0" relativeHeight="251663360" behindDoc="1" locked="0" layoutInCell="1" allowOverlap="1">
+            <wp:simplePos x="0" y="0"/>
+            <wp:positionH relativeFrom="column">
+              <wp:posOffset>320040</wp:posOffset>
+            </wp:positionH>
+            <wp:positionV relativeFrom="paragraph">
+              <wp:posOffset>27305</wp:posOffset>
+            </wp:positionV>
+            <wp:extent cx="4608830" cy="4532630"/>
+            <wp:effectExtent l="0" t="0" r="0" b="0"/>
+            <wp:wrapTight wrapText="bothSides">
+              <wp:wrapPolygon>
+                <wp:start x="0" y="0"/>
+                <wp:lineTo x="0" y="21497"/>
+                <wp:lineTo x="21499" y="21497"/>
+                <wp:lineTo x="21499" y="0"/>
+                <wp:lineTo x="0" y="0"/>
+              </wp:wrapPolygon>
+            </wp:wrapTight>
+            <wp:docPr id="6" name="Изображение 6"/>
+            <wp:cNvGraphicFramePr>
+              <a:graphicFrameLocks xmlns:a="http://schemas.openxmlformats.org/drawingml/2006/main" noChangeAspect="1"/>
+            </wp:cNvGraphicFramePr>
+            <a:graphic xmlns:a="http://schemas.openxmlformats.org/drawingml/2006/main">
+              <a:graphicData uri="http://schemas.openxmlformats.org/drawingml/2006/picture">
+                <pic:pic xmlns:pic="http://schemas.openxmlformats.org/drawingml/2006/picture">
+                  <pic:nvPicPr>
+                    <pic:cNvPr id="6" name="Изображение 6"/>
+                    <pic:cNvPicPr>
+                      <a:picLocks noChangeAspect="1"/>
+                    </pic:cNvPicPr>
+                  </pic:nvPicPr>
+                  <pic:blipFill>
+                    <a:blip r:embed="rId8"/>
+                    <a:stretch>
+                      <a:fillRect/>
+                    </a:stretch>
+                  </pic:blipFill>
+                  <pic:spPr>
+                    <a:xfrm>
+                      <a:off x="0" y="0"/>
+                      <a:ext cx="4608830" cy="4532630"/>
+                    </a:xfrm>
+                    <a:prstGeom prst="rect">
+                      <a:avLst/>
+                    </a:prstGeom>
+                    <a:noFill/>
+                    <a:ln>
+                      <a:noFill/>
+                    </a:ln>
+                  </pic:spPr>
+                </pic:pic>
+              </a:graphicData>
+            </a:graphic>
+          </wp:anchor>
+        </w:drawing>
+      </w:r>
+    </w:p>
+    <w:p/>
+    <w:p>
+      <w:r>
+        <w:drawing>
+          <wp:inline distT="0" distB="0" distL="114300" distR="114300">
+            <wp:extent cx="4733925" cy="5828030"/>
+            <wp:effectExtent l="0" t="0" r="5715" b="8890"/>
+            <wp:docPr id="8" name="Изображение 8"/>
+            <wp:cNvGraphicFramePr>
+              <a:graphicFrameLocks xmlns:a="http://schemas.openxmlformats.org/drawingml/2006/main" noChangeAspect="1"/>
+            </wp:cNvGraphicFramePr>
+            <a:graphic xmlns:a="http://schemas.openxmlformats.org/drawingml/2006/main">
+              <a:graphicData uri="http://schemas.openxmlformats.org/drawingml/2006/picture">
+                <pic:pic xmlns:pic="http://schemas.openxmlformats.org/drawingml/2006/picture">
+                  <pic:nvPicPr>
+                    <pic:cNvPr id="8" name="Изображение 8"/>
+                    <pic:cNvPicPr>
+                      <a:picLocks noChangeAspect="1"/>
+                    </pic:cNvPicPr>
+                  </pic:nvPicPr>
+                  <pic:blipFill>
+                    <a:blip r:embed="rId9"/>
+                    <a:srcRect t="10415"/>
+                    <a:stretch>
+                      <a:fillRect/>
+                    </a:stretch>
+                  </pic:blipFill>
+                  <pic:spPr>
+                    <a:xfrm>
+                      <a:off x="0" y="0"/>
+                      <a:ext cx="4733925" cy="5828030"/>
+                    </a:xfrm>
+                    <a:prstGeom prst="rect">
+                      <a:avLst/>
+                    </a:prstGeom>
+                    <a:noFill/>
+                    <a:ln>
+                      <a:noFill/>
+                    </a:ln>
+                  </pic:spPr>
+                </pic:pic>
+              </a:graphicData>
+            </a:graphic>
+          </wp:inline>
+        </w:drawing>
+      </w:r>
+    </w:p>
+    <w:p/>
+    <w:p>
+      <w:r>
+        <w:drawing>
+          <wp:anchor distT="0" distB="0" distL="114300" distR="114300" simplePos="0" relativeHeight="251664384" behindDoc="1" locked="0" layoutInCell="1" allowOverlap="1">
+            <wp:simplePos x="0" y="0"/>
+            <wp:positionH relativeFrom="column">
+              <wp:posOffset>137160</wp:posOffset>
+            </wp:positionH>
+            <wp:positionV relativeFrom="paragraph">
+              <wp:posOffset>6355080</wp:posOffset>
+            </wp:positionV>
+            <wp:extent cx="4612005" cy="3020695"/>
+            <wp:effectExtent l="0" t="0" r="0" b="0"/>
+            <wp:wrapTight wrapText="bothSides">
+              <wp:wrapPolygon>
+                <wp:start x="0" y="0"/>
+                <wp:lineTo x="0" y="21468"/>
+                <wp:lineTo x="21555" y="21468"/>
+                <wp:lineTo x="21555" y="0"/>
+                <wp:lineTo x="0" y="0"/>
+              </wp:wrapPolygon>
+            </wp:wrapTight>
+            <wp:docPr id="11" name="Изображение 11"/>
+            <wp:cNvGraphicFramePr>
+              <a:graphicFrameLocks xmlns:a="http://schemas.openxmlformats.org/drawingml/2006/main" noChangeAspect="1"/>
+            </wp:cNvGraphicFramePr>
+            <a:graphic xmlns:a="http://schemas.openxmlformats.org/drawingml/2006/main">
+              <a:graphicData uri="http://schemas.openxmlformats.org/drawingml/2006/picture">
+                <pic:pic xmlns:pic="http://schemas.openxmlformats.org/drawingml/2006/picture">
+                  <pic:nvPicPr>
+                    <pic:cNvPr id="11" name="Изображение 11"/>
+                    <pic:cNvPicPr>
+                      <a:picLocks noChangeAspect="1"/>
+                    </pic:cNvPicPr>
+                  </pic:nvPicPr>
+                  <pic:blipFill>
+                    <a:blip r:embed="rId10"/>
+                    <a:stretch>
+                      <a:fillRect/>
+                    </a:stretch>
+                  </pic:blipFill>
+                  <pic:spPr>
+                    <a:xfrm>
+                      <a:off x="0" y="0"/>
+                      <a:ext cx="4612005" cy="3020695"/>
                     </a:xfrm>
                     <a:prstGeom prst="rect">
                       <a:avLst/>
@@ -108,9 +630,9 @@
       <w:r>
         <w:drawing>
           <wp:inline distT="0" distB="0" distL="114300" distR="114300">
-            <wp:extent cx="4292600" cy="4380230"/>
-            <wp:effectExtent l="0" t="0" r="5080" b="8890"/>
-            <wp:docPr id="1" name="Изображение 1"/>
+            <wp:extent cx="5265420" cy="3745230"/>
+            <wp:effectExtent l="0" t="0" r="7620" b="3810"/>
+            <wp:docPr id="9" name="Изображение 9"/>
             <wp:cNvGraphicFramePr>
               <a:graphicFrameLocks xmlns:a="http://schemas.openxmlformats.org/drawingml/2006/main" noChangeAspect="1"/>
             </wp:cNvGraphicFramePr>
@@ -118,13 +640,13 @@
               <a:graphicData uri="http://schemas.openxmlformats.org/drawingml/2006/picture">
                 <pic:pic xmlns:pic="http://schemas.openxmlformats.org/drawingml/2006/picture">
                   <pic:nvPicPr>
-                    <pic:cNvPr id="1" name="Изображение 1"/>
+                    <pic:cNvPr id="9" name="Изображение 9"/>
                     <pic:cNvPicPr>
                       <a:picLocks noChangeAspect="1"/>
                     </pic:cNvPicPr>
                   </pic:nvPicPr>
                   <pic:blipFill>
-                    <a:blip r:embed="rId6"/>
+                    <a:blip r:embed="rId11"/>
                     <a:stretch>
                       <a:fillRect/>
                     </a:stretch>
@@ -132,7 +654,7 @@
                   <pic:spPr>
                     <a:xfrm>
                       <a:off x="0" y="0"/>
-                      <a:ext cx="4292600" cy="4380230"/>
+                      <a:ext cx="5265420" cy="3745230"/>
                     </a:xfrm>
                     <a:prstGeom prst="rect">
                       <a:avLst/>
@@ -148,449 +670,11 @@
           </wp:inline>
         </w:drawing>
       </w:r>
-    </w:p>
-    <w:p/>
-    <w:p/>
-    <w:p/>
-    <w:p/>
-    <w:p/>
-    <w:p/>
-    <w:p/>
-    <w:p/>
-    <w:p/>
-    <w:p/>
-    <w:p/>
-    <w:p/>
-    <w:p/>
-    <w:p/>
-    <w:p/>
-    <w:p/>
-    <w:p/>
-    <w:p/>
-    <w:p/>
-    <w:p/>
-    <w:p/>
-    <w:p/>
-    <w:p/>
-    <w:p/>
-    <w:p/>
-    <w:p/>
-    <w:p/>
-    <w:p/>
-    <w:p>
       <w:r>
         <w:drawing>
           <wp:inline distT="0" distB="0" distL="114300" distR="114300">
-            <wp:extent cx="3616960" cy="2993390"/>
-            <wp:effectExtent l="0" t="0" r="10160" b="8890"/>
-            <wp:docPr id="4" name="Изображение 4"/>
-            <wp:cNvGraphicFramePr>
-              <a:graphicFrameLocks xmlns:a="http://schemas.openxmlformats.org/drawingml/2006/main" noChangeAspect="1"/>
-            </wp:cNvGraphicFramePr>
-            <a:graphic xmlns:a="http://schemas.openxmlformats.org/drawingml/2006/main">
-              <a:graphicData uri="http://schemas.openxmlformats.org/drawingml/2006/picture">
-                <pic:pic xmlns:pic="http://schemas.openxmlformats.org/drawingml/2006/picture">
-                  <pic:nvPicPr>
-                    <pic:cNvPr id="4" name="Изображение 4"/>
-                    <pic:cNvPicPr>
-                      <a:picLocks noChangeAspect="1"/>
-                    </pic:cNvPicPr>
-                  </pic:nvPicPr>
-                  <pic:blipFill>
-                    <a:blip r:embed="rId7"/>
-                    <a:stretch>
-                      <a:fillRect/>
-                    </a:stretch>
-                  </pic:blipFill>
-                  <pic:spPr>
-                    <a:xfrm>
-                      <a:off x="0" y="0"/>
-                      <a:ext cx="3616960" cy="2993390"/>
-                    </a:xfrm>
-                    <a:prstGeom prst="rect">
-                      <a:avLst/>
-                    </a:prstGeom>
-                    <a:noFill/>
-                    <a:ln>
-                      <a:noFill/>
-                    </a:ln>
-                  </pic:spPr>
-                </pic:pic>
-              </a:graphicData>
-            </a:graphic>
-          </wp:inline>
-        </w:drawing>
-      </w:r>
-    </w:p>
-    <w:p>
-      <w:r>
-        <w:drawing>
-          <wp:anchor distT="0" distB="0" distL="114300" distR="114300" simplePos="0" relativeHeight="251661312" behindDoc="0" locked="0" layoutInCell="1" allowOverlap="1">
-            <wp:simplePos x="0" y="0"/>
-            <wp:positionH relativeFrom="column">
-              <wp:posOffset>174625</wp:posOffset>
-            </wp:positionH>
-            <wp:positionV relativeFrom="paragraph">
-              <wp:posOffset>40005</wp:posOffset>
-            </wp:positionV>
-            <wp:extent cx="3387725" cy="3010535"/>
-            <wp:effectExtent l="0" t="0" r="10795" b="6985"/>
-            <wp:wrapSquare wrapText="bothSides"/>
-            <wp:docPr id="5" name="Изображение 5"/>
-            <wp:cNvGraphicFramePr>
-              <a:graphicFrameLocks xmlns:a="http://schemas.openxmlformats.org/drawingml/2006/main" noChangeAspect="1"/>
-            </wp:cNvGraphicFramePr>
-            <a:graphic xmlns:a="http://schemas.openxmlformats.org/drawingml/2006/main">
-              <a:graphicData uri="http://schemas.openxmlformats.org/drawingml/2006/picture">
-                <pic:pic xmlns:pic="http://schemas.openxmlformats.org/drawingml/2006/picture">
-                  <pic:nvPicPr>
-                    <pic:cNvPr id="5" name="Изображение 5"/>
-                    <pic:cNvPicPr>
-                      <a:picLocks noChangeAspect="1"/>
-                    </pic:cNvPicPr>
-                  </pic:nvPicPr>
-                  <pic:blipFill>
-                    <a:blip r:embed="rId8"/>
-                    <a:stretch>
-                      <a:fillRect/>
-                    </a:stretch>
-                  </pic:blipFill>
-                  <pic:spPr>
-                    <a:xfrm>
-                      <a:off x="0" y="0"/>
-                      <a:ext cx="3387725" cy="3010535"/>
-                    </a:xfrm>
-                    <a:prstGeom prst="rect">
-                      <a:avLst/>
-                    </a:prstGeom>
-                    <a:noFill/>
-                    <a:ln>
-                      <a:noFill/>
-                    </a:ln>
-                  </pic:spPr>
-                </pic:pic>
-              </a:graphicData>
-            </a:graphic>
-          </wp:anchor>
-        </w:drawing>
-      </w:r>
-    </w:p>
-    <w:p/>
-    <w:p/>
-    <w:p/>
-    <w:p/>
-    <w:p/>
-    <w:p/>
-    <w:p/>
-    <w:p/>
-    <w:p/>
-    <w:p/>
-    <w:p/>
-    <w:p/>
-    <w:p/>
-    <w:p/>
-    <w:p/>
-    <w:p/>
-    <w:p/>
-    <w:p/>
-    <w:p>
-      <w:r>
-        <w:drawing>
-          <wp:anchor distT="0" distB="0" distL="114300" distR="114300" simplePos="0" relativeHeight="251662336" behindDoc="0" locked="0" layoutInCell="1" allowOverlap="1">
-            <wp:simplePos x="0" y="0"/>
-            <wp:positionH relativeFrom="column">
-              <wp:posOffset>-3366770</wp:posOffset>
-            </wp:positionH>
-            <wp:positionV relativeFrom="paragraph">
-              <wp:posOffset>152400</wp:posOffset>
-            </wp:positionV>
-            <wp:extent cx="3049270" cy="3496310"/>
-            <wp:effectExtent l="0" t="0" r="13970" b="8890"/>
-            <wp:wrapSquare wrapText="bothSides"/>
-            <wp:docPr id="9" name="Изображение 9"/>
-            <wp:cNvGraphicFramePr>
-              <a:graphicFrameLocks xmlns:a="http://schemas.openxmlformats.org/drawingml/2006/main" noChangeAspect="1"/>
-            </wp:cNvGraphicFramePr>
-            <a:graphic xmlns:a="http://schemas.openxmlformats.org/drawingml/2006/main">
-              <a:graphicData uri="http://schemas.openxmlformats.org/drawingml/2006/picture">
-                <pic:pic xmlns:pic="http://schemas.openxmlformats.org/drawingml/2006/picture">
-                  <pic:nvPicPr>
-                    <pic:cNvPr id="9" name="Изображение 9"/>
-                    <pic:cNvPicPr>
-                      <a:picLocks noChangeAspect="1"/>
-                    </pic:cNvPicPr>
-                  </pic:nvPicPr>
-                  <pic:blipFill>
-                    <a:blip r:embed="rId9"/>
-                    <a:stretch>
-                      <a:fillRect/>
-                    </a:stretch>
-                  </pic:blipFill>
-                  <pic:spPr>
-                    <a:xfrm>
-                      <a:off x="0" y="0"/>
-                      <a:ext cx="3049270" cy="3496310"/>
-                    </a:xfrm>
-                    <a:prstGeom prst="rect">
-                      <a:avLst/>
-                    </a:prstGeom>
-                    <a:noFill/>
-                    <a:ln>
-                      <a:noFill/>
-                    </a:ln>
-                  </pic:spPr>
-                </pic:pic>
-              </a:graphicData>
-            </a:graphic>
-          </wp:anchor>
-        </w:drawing>
-      </w:r>
-    </w:p>
-    <w:p/>
-    <w:p>
-      <w:pPr>
-        <w:rPr>
-          <w:rFonts w:hint="default"/>
-          <w:lang w:val="ru-RU"/>
-        </w:rPr>
-      </w:pPr>
-    </w:p>
-    <w:p>
-      <w:pPr>
-        <w:rPr>
-          <w:rFonts w:hint="default"/>
-          <w:lang w:val="ru-RU"/>
-        </w:rPr>
-      </w:pPr>
-    </w:p>
-    <w:p>
-      <w:pPr>
-        <w:rPr>
-          <w:rFonts w:hint="default"/>
-          <w:lang w:val="ru-RU"/>
-        </w:rPr>
-      </w:pPr>
-    </w:p>
-    <w:p>
-      <w:pPr>
-        <w:rPr>
-          <w:rFonts w:hint="default"/>
-          <w:lang w:val="ru-RU"/>
-        </w:rPr>
-      </w:pPr>
-    </w:p>
-    <w:p>
-      <w:pPr>
-        <w:rPr>
-          <w:rFonts w:hint="default"/>
-          <w:lang w:val="ru-RU"/>
-        </w:rPr>
-      </w:pPr>
-    </w:p>
-    <w:p>
-      <w:pPr>
-        <w:rPr>
-          <w:rFonts w:hint="default"/>
-          <w:lang w:val="ru-RU"/>
-        </w:rPr>
-      </w:pPr>
-    </w:p>
-    <w:p>
-      <w:pPr>
-        <w:rPr>
-          <w:rFonts w:hint="default"/>
-          <w:lang w:val="ru-RU"/>
-        </w:rPr>
-      </w:pPr>
-    </w:p>
-    <w:p>
-      <w:pPr>
-        <w:rPr>
-          <w:rFonts w:hint="default"/>
-          <w:lang w:val="ru-RU"/>
-        </w:rPr>
-      </w:pPr>
-    </w:p>
-    <w:p>
-      <w:pPr>
-        <w:rPr>
-          <w:rFonts w:hint="default"/>
-          <w:lang w:val="ru-RU"/>
-        </w:rPr>
-      </w:pPr>
-    </w:p>
-    <w:p>
-      <w:pPr>
-        <w:rPr>
-          <w:rFonts w:hint="default"/>
-          <w:lang w:val="ru-RU"/>
-        </w:rPr>
-      </w:pPr>
-    </w:p>
-    <w:p>
-      <w:pPr>
-        <w:rPr>
-          <w:rFonts w:hint="default"/>
-          <w:lang w:val="ru-RU"/>
-        </w:rPr>
-      </w:pPr>
-    </w:p>
-    <w:p>
-      <w:pPr>
-        <w:rPr>
-          <w:rFonts w:hint="default"/>
-          <w:lang w:val="ru-RU"/>
-        </w:rPr>
-      </w:pPr>
-    </w:p>
-    <w:p>
-      <w:pPr>
-        <w:rPr>
-          <w:rFonts w:hint="default"/>
-          <w:lang w:val="ru-RU"/>
-        </w:rPr>
-      </w:pPr>
-    </w:p>
-    <w:p>
-      <w:pPr>
-        <w:rPr>
-          <w:rFonts w:hint="default"/>
-          <w:lang w:val="ru-RU"/>
-        </w:rPr>
-      </w:pPr>
-    </w:p>
-    <w:p>
-      <w:pPr>
-        <w:rPr>
-          <w:rFonts w:hint="default"/>
-          <w:lang w:val="ru-RU"/>
-        </w:rPr>
-      </w:pPr>
-    </w:p>
-    <w:p>
-      <w:pPr>
-        <w:rPr>
-          <w:rFonts w:hint="default"/>
-          <w:lang w:val="ru-RU"/>
-        </w:rPr>
-      </w:pPr>
-    </w:p>
-    <w:p>
-      <w:r>
-        <w:drawing>
-          <wp:anchor distT="0" distB="0" distL="114300" distR="114300" simplePos="0" relativeHeight="251664384" behindDoc="0" locked="0" layoutInCell="1" allowOverlap="1">
-            <wp:simplePos x="0" y="0"/>
-            <wp:positionH relativeFrom="column">
-              <wp:posOffset>-385445</wp:posOffset>
-            </wp:positionH>
-            <wp:positionV relativeFrom="paragraph">
-              <wp:posOffset>5916930</wp:posOffset>
-            </wp:positionV>
-            <wp:extent cx="4585335" cy="2708910"/>
-            <wp:effectExtent l="0" t="0" r="1905" b="3810"/>
-            <wp:wrapSquare wrapText="bothSides"/>
-            <wp:docPr id="13" name="Изображение 13"/>
-            <wp:cNvGraphicFramePr>
-              <a:graphicFrameLocks xmlns:a="http://schemas.openxmlformats.org/drawingml/2006/main" noChangeAspect="1"/>
-            </wp:cNvGraphicFramePr>
-            <a:graphic xmlns:a="http://schemas.openxmlformats.org/drawingml/2006/main">
-              <a:graphicData uri="http://schemas.openxmlformats.org/drawingml/2006/picture">
-                <pic:pic xmlns:pic="http://schemas.openxmlformats.org/drawingml/2006/picture">
-                  <pic:nvPicPr>
-                    <pic:cNvPr id="13" name="Изображение 13"/>
-                    <pic:cNvPicPr>
-                      <a:picLocks noChangeAspect="1"/>
-                    </pic:cNvPicPr>
-                  </pic:nvPicPr>
-                  <pic:blipFill>
-                    <a:blip r:embed="rId10"/>
-                    <a:stretch>
-                      <a:fillRect/>
-                    </a:stretch>
-                  </pic:blipFill>
-                  <pic:spPr>
-                    <a:xfrm>
-                      <a:off x="0" y="0"/>
-                      <a:ext cx="4585335" cy="2708910"/>
-                    </a:xfrm>
-                    <a:prstGeom prst="rect">
-                      <a:avLst/>
-                    </a:prstGeom>
-                    <a:noFill/>
-                    <a:ln>
-                      <a:noFill/>
-                    </a:ln>
-                  </pic:spPr>
-                </pic:pic>
-              </a:graphicData>
-            </a:graphic>
-          </wp:anchor>
-        </w:drawing>
-      </w:r>
-      <w:r>
-        <w:drawing>
-          <wp:anchor distT="0" distB="0" distL="114300" distR="114300" simplePos="0" relativeHeight="251663360" behindDoc="0" locked="0" layoutInCell="1" allowOverlap="1">
-            <wp:simplePos x="0" y="0"/>
-            <wp:positionH relativeFrom="column">
-              <wp:posOffset>-539750</wp:posOffset>
-            </wp:positionH>
-            <wp:positionV relativeFrom="paragraph">
-              <wp:posOffset>2508885</wp:posOffset>
-            </wp:positionV>
-            <wp:extent cx="5674995" cy="3373120"/>
-            <wp:effectExtent l="0" t="0" r="9525" b="10160"/>
-            <wp:wrapSquare wrapText="bothSides"/>
-            <wp:docPr id="11" name="Изображение 11"/>
-            <wp:cNvGraphicFramePr>
-              <a:graphicFrameLocks xmlns:a="http://schemas.openxmlformats.org/drawingml/2006/main" noChangeAspect="1"/>
-            </wp:cNvGraphicFramePr>
-            <a:graphic xmlns:a="http://schemas.openxmlformats.org/drawingml/2006/main">
-              <a:graphicData uri="http://schemas.openxmlformats.org/drawingml/2006/picture">
-                <pic:pic xmlns:pic="http://schemas.openxmlformats.org/drawingml/2006/picture">
-                  <pic:nvPicPr>
-                    <pic:cNvPr id="11" name="Изображение 11"/>
-                    <pic:cNvPicPr>
-                      <a:picLocks noChangeAspect="1"/>
-                    </pic:cNvPicPr>
-                  </pic:nvPicPr>
-                  <pic:blipFill>
-                    <a:blip r:embed="rId11"/>
-                    <a:stretch>
-                      <a:fillRect/>
-                    </a:stretch>
-                  </pic:blipFill>
-                  <pic:spPr>
-                    <a:xfrm>
-                      <a:off x="0" y="0"/>
-                      <a:ext cx="5674995" cy="3373120"/>
-                    </a:xfrm>
-                    <a:prstGeom prst="rect">
-                      <a:avLst/>
-                    </a:prstGeom>
-                    <a:noFill/>
-                    <a:ln>
-                      <a:noFill/>
-                    </a:ln>
-                  </pic:spPr>
-                </pic:pic>
-              </a:graphicData>
-            </a:graphic>
-          </wp:anchor>
-        </w:drawing>
-      </w:r>
-      <w:r>
-        <w:drawing>
-          <wp:anchor distT="0" distB="0" distL="114300" distR="114300" simplePos="0" relativeHeight="251665408" behindDoc="0" locked="0" layoutInCell="1" allowOverlap="1">
-            <wp:simplePos x="0" y="0"/>
-            <wp:positionH relativeFrom="column">
-              <wp:posOffset>-495935</wp:posOffset>
-            </wp:positionH>
-            <wp:positionV relativeFrom="paragraph">
-              <wp:posOffset>-833755</wp:posOffset>
-            </wp:positionV>
-            <wp:extent cx="5817870" cy="3319145"/>
-            <wp:effectExtent l="0" t="0" r="3810" b="3175"/>
-            <wp:wrapSquare wrapText="bothSides"/>
+            <wp:extent cx="5262880" cy="2540635"/>
+            <wp:effectExtent l="0" t="0" r="10160" b="4445"/>
             <wp:docPr id="10" name="Изображение 10"/>
             <wp:cNvGraphicFramePr>
               <a:graphicFrameLocks xmlns:a="http://schemas.openxmlformats.org/drawingml/2006/main" noChangeAspect="1"/>
@@ -613,77 +697,7 @@
                   <pic:spPr>
                     <a:xfrm>
                       <a:off x="0" y="0"/>
-                      <a:ext cx="5817870" cy="3319145"/>
-                    </a:xfrm>
-                    <a:prstGeom prst="rect">
-                      <a:avLst/>
-                    </a:prstGeom>
-                    <a:noFill/>
-                    <a:ln>
-                      <a:noFill/>
-                    </a:ln>
-                  </pic:spPr>
-                </pic:pic>
-              </a:graphicData>
-            </a:graphic>
-          </wp:anchor>
-        </w:drawing>
-      </w:r>
-    </w:p>
-    <w:p/>
-    <w:p/>
-    <w:p/>
-    <w:p/>
-    <w:p/>
-    <w:p/>
-    <w:p/>
-    <w:p/>
-    <w:p/>
-    <w:p/>
-    <w:p/>
-    <w:p/>
-    <w:p/>
-    <w:p/>
-    <w:p/>
-    <w:p/>
-    <w:p/>
-    <w:p/>
-    <w:p>
-      <w:pPr>
-        <w:rPr>
-          <w:rFonts w:hint="default"/>
-          <w:lang w:val="ru-RU"/>
-        </w:rPr>
-      </w:pPr>
-      <w:bookmarkStart w:id="0" w:name="_GoBack"/>
-      <w:r>
-        <w:drawing>
-          <wp:inline distT="0" distB="0" distL="114300" distR="114300">
-            <wp:extent cx="5781040" cy="4220210"/>
-            <wp:effectExtent l="0" t="0" r="10160" b="1270"/>
-            <wp:docPr id="14" name="Изображение 14"/>
-            <wp:cNvGraphicFramePr>
-              <a:graphicFrameLocks xmlns:a="http://schemas.openxmlformats.org/drawingml/2006/main" noChangeAspect="1"/>
-            </wp:cNvGraphicFramePr>
-            <a:graphic xmlns:a="http://schemas.openxmlformats.org/drawingml/2006/main">
-              <a:graphicData uri="http://schemas.openxmlformats.org/drawingml/2006/picture">
-                <pic:pic xmlns:pic="http://schemas.openxmlformats.org/drawingml/2006/picture">
-                  <pic:nvPicPr>
-                    <pic:cNvPr id="14" name="Изображение 14"/>
-                    <pic:cNvPicPr>
-                      <a:picLocks noChangeAspect="1"/>
-                    </pic:cNvPicPr>
-                  </pic:nvPicPr>
-                  <pic:blipFill>
-                    <a:blip r:embed="rId13"/>
-                    <a:stretch>
-                      <a:fillRect/>
-                    </a:stretch>
-                  </pic:blipFill>
-                  <pic:spPr>
-                    <a:xfrm>
-                      <a:off x="0" y="0"/>
-                      <a:ext cx="5781040" cy="4220210"/>
+                      <a:ext cx="5262880" cy="2540635"/>
                     </a:xfrm>
                     <a:prstGeom prst="rect">
                       <a:avLst/>
@@ -699,6 +713,103 @@
           </wp:inline>
         </w:drawing>
       </w:r>
+      <w:r>
+        <w:drawing>
+          <wp:inline distT="0" distB="0" distL="114300" distR="114300">
+            <wp:extent cx="2895600" cy="3228975"/>
+            <wp:effectExtent l="0" t="0" r="0" b="1905"/>
+            <wp:docPr id="13" name="Изображение 13"/>
+            <wp:cNvGraphicFramePr>
+              <a:graphicFrameLocks xmlns:a="http://schemas.openxmlformats.org/drawingml/2006/main" noChangeAspect="1"/>
+            </wp:cNvGraphicFramePr>
+            <a:graphic xmlns:a="http://schemas.openxmlformats.org/drawingml/2006/main">
+              <a:graphicData uri="http://schemas.openxmlformats.org/drawingml/2006/picture">
+                <pic:pic xmlns:pic="http://schemas.openxmlformats.org/drawingml/2006/picture">
+                  <pic:nvPicPr>
+                    <pic:cNvPr id="13" name="Изображение 13"/>
+                    <pic:cNvPicPr>
+                      <a:picLocks noChangeAspect="1"/>
+                    </pic:cNvPicPr>
+                  </pic:nvPicPr>
+                  <pic:blipFill>
+                    <a:blip r:embed="rId13"/>
+                    <a:stretch>
+                      <a:fillRect/>
+                    </a:stretch>
+                  </pic:blipFill>
+                  <pic:spPr>
+                    <a:xfrm>
+                      <a:off x="0" y="0"/>
+                      <a:ext cx="2895600" cy="3228975"/>
+                    </a:xfrm>
+                    <a:prstGeom prst="rect">
+                      <a:avLst/>
+                    </a:prstGeom>
+                    <a:noFill/>
+                    <a:ln>
+                      <a:noFill/>
+                    </a:ln>
+                  </pic:spPr>
+                </pic:pic>
+              </a:graphicData>
+            </a:graphic>
+          </wp:inline>
+        </w:drawing>
+      </w:r>
+    </w:p>
+    <w:p/>
+    <w:p/>
+    <w:p>
+      <w:pPr>
+        <w:rPr>
+          <w:rFonts w:hint="default"/>
+          <w:lang w:val="ru-RU"/>
+        </w:rPr>
+      </w:pPr>
+      <w:r>
+        <w:drawing>
+          <wp:inline distT="0" distB="0" distL="114300" distR="114300">
+            <wp:extent cx="6235700" cy="4447540"/>
+            <wp:effectExtent l="0" t="0" r="12700" b="2540"/>
+            <wp:docPr id="14" name="Изображение 14"/>
+            <wp:cNvGraphicFramePr>
+              <a:graphicFrameLocks xmlns:a="http://schemas.openxmlformats.org/drawingml/2006/main" noChangeAspect="1"/>
+            </wp:cNvGraphicFramePr>
+            <a:graphic xmlns:a="http://schemas.openxmlformats.org/drawingml/2006/main">
+              <a:graphicData uri="http://schemas.openxmlformats.org/drawingml/2006/picture">
+                <pic:pic xmlns:pic="http://schemas.openxmlformats.org/drawingml/2006/picture">
+                  <pic:nvPicPr>
+                    <pic:cNvPr id="14" name="Изображение 14"/>
+                    <pic:cNvPicPr>
+                      <a:picLocks noChangeAspect="1"/>
+                    </pic:cNvPicPr>
+                  </pic:nvPicPr>
+                  <pic:blipFill>
+                    <a:blip r:embed="rId14"/>
+                    <a:stretch>
+                      <a:fillRect/>
+                    </a:stretch>
+                  </pic:blipFill>
+                  <pic:spPr>
+                    <a:xfrm>
+                      <a:off x="0" y="0"/>
+                      <a:ext cx="6235700" cy="4447540"/>
+                    </a:xfrm>
+                    <a:prstGeom prst="rect">
+                      <a:avLst/>
+                    </a:prstGeom>
+                    <a:noFill/>
+                    <a:ln>
+                      <a:noFill/>
+                    </a:ln>
+                  </pic:spPr>
+                </pic:pic>
+              </a:graphicData>
+            </a:graphic>
+          </wp:inline>
+        </w:drawing>
+      </w:r>
+      <w:bookmarkStart w:id="0" w:name="_GoBack"/>
       <w:bookmarkEnd w:id="0"/>
     </w:p>
     <w:sectPr>
